--- a/블로그글작성/판례/대기_대법원_시리즈/판례_대법원2007두17076_지구단위계획에없는사업이라는이유로비산먼지신고를거부할수없습니다.docx
+++ b/블로그글작성/판례/대기_대법원_시리즈/판례_대법원2007두17076_지구단위계획에없는사업이라는이유로비산먼지신고를거부할수없습니다.docx
@@ -599,6 +599,13 @@
           <w:rFonts w:ascii="맑은 고딕" w:hAnsi="맑은 고딕" w:eastAsia="맑은 고딕" w:cs="맑은 고딕"/>
           <w:color w:val="000000"/>
         </w:rPr>
+        <w:br/>
+      </w:r>
+      <w:r>
+        <w:rPr>
+          <w:rFonts w:ascii="맑은 고딕" w:hAnsi="맑은 고딕" w:eastAsia="맑은 고딕" w:cs="맑은 고딕"/>
+          <w:color w:val="000000"/>
+        </w:rPr>
         <w:t>② ○○○이 1997. 10. 1. 이 사건 토지에서 선박구성품 제조업을 할 수 있도록 개발계획 변경을 신청하자, 피고는 1997. 10. 31. 레미콘 공장시설 부지에서 선박구성품 제조시설 용지로 변경하는 내용으로 개발계획을 변경·고시하였는데, 그 사업계획서상의 생산공정에는 ‘야외도장, 야외탈청, 야외연마’ 작업이 포함되어 있지 않았다.</w:t>
       </w:r>
       <w:r>
@@ -613,6 +620,13 @@
           <w:rFonts w:ascii="맑은 고딕" w:hAnsi="맑은 고딕" w:eastAsia="맑은 고딕" w:cs="맑은 고딕"/>
           <w:color w:val="000000"/>
         </w:rPr>
+        <w:br/>
+      </w:r>
+      <w:r>
+        <w:rPr>
+          <w:rFonts w:ascii="맑은 고딕" w:hAnsi="맑은 고딕" w:eastAsia="맑은 고딕" w:cs="맑은 고딕"/>
+          <w:color w:val="000000"/>
+        </w:rPr>
         <w:t>③ 원고는 이 사건 토지에 공장을 설립한 다음 2000. 4. 25. 피고로부터 선박구성부분품 제조업으로 제조시설설치 승인을 받아 영업하여 왔다.</w:t>
       </w:r>
       <w:r>
@@ -627,7 +641,21 @@
           <w:rFonts w:ascii="맑은 고딕" w:hAnsi="맑은 고딕" w:eastAsia="맑은 고딕" w:cs="맑은 고딕"/>
           <w:color w:val="000000"/>
         </w:rPr>
+        <w:br/>
+      </w:r>
+      <w:r>
+        <w:rPr>
+          <w:rFonts w:ascii="맑은 고딕" w:hAnsi="맑은 고딕" w:eastAsia="맑은 고딕" w:cs="맑은 고딕"/>
+          <w:color w:val="000000"/>
+        </w:rPr>
         <w:t>④ 2003. 1. 1. 국토계획법이 시행되면서 부칙에 의하여 이 사건 토지는 제2종지구단위계획구역으로, 위 개발계획은 제2종지구단위계획으로 각 간주되었다.</w:t>
+      </w:r>
+      <w:r>
+        <w:rPr>
+          <w:rFonts w:ascii="맑은 고딕" w:hAnsi="맑은 고딕" w:eastAsia="맑은 고딕" w:cs="맑은 고딕"/>
+          <w:color w:val="000000"/>
+        </w:rPr>
+        <w:br/>
       </w:r>
       <w:r>
         <w:rPr>
@@ -680,6 +708,7 @@
         <w:rPr>
           <w:rFonts w:ascii="맑은 고딕" w:hAnsi="맑은 고딕" w:eastAsia="맑은 고딕" w:cs="맑은 고딕"/>
           <w:color w:val="000000"/>
+          <w:u w:val="single"/>
         </w:rPr>
         <w:t>이 사건의 쟁점은, 비산먼지 배출사업 신고서가 형식적 요건을 모두 갖춘 경우 행정청이 취해야 할 조치와 수리를 거부할 수 있는 경우, 그리고 제2종지구단위계획구역 안에서 계획 수립 당시 비산먼지 발생사업을 예상하지 못하였다는 이유로 그 신고를 거부할 수 있는지 여부이다.</w:t>
       </w:r>
@@ -719,7 +748,9 @@
       <w:r>
         <w:rPr>
           <w:rFonts w:ascii="맑은 고딕" w:hAnsi="맑은 고딕" w:eastAsia="맑은 고딕" w:cs="맑은 고딕"/>
-          <w:color w:val="000000"/>
+          <w:b/>
+          <w:color w:val="000000"/>
+          <w:u w:val="single"/>
         </w:rPr>
         <w:t>① 원심의 판단 원심은 개발계획 변경신청 당시 및 제조시설설치 승인 당시의 각 사업계획서에 야외탈청·야외연마·야외도장 공정이 포함되어 있지 않았고 위 작업은 대기오염을 초래할 우려가 있으므로, 비산먼지 발생사업 신고에 앞서 제2종지구단위계획의 변경결정을 받아야 한다는 이유로 수리 거부처분이 적법하다고 판단하였다.</w:t>
       </w:r>
@@ -735,6 +766,15 @@
           <w:rFonts w:ascii="맑은 고딕" w:hAnsi="맑은 고딕" w:eastAsia="맑은 고딕" w:cs="맑은 고딕"/>
           <w:color w:val="000000"/>
         </w:rPr>
+        <w:br/>
+      </w:r>
+      <w:r>
+        <w:rPr>
+          <w:rFonts w:ascii="맑은 고딕" w:hAnsi="맑은 고딕" w:eastAsia="맑은 고딕" w:cs="맑은 고딕"/>
+          <w:b/>
+          <w:color w:val="000000"/>
+          <w:u w:val="single"/>
+        </w:rPr>
         <w:t>② 대법원의 판단 신고가 법령에 의하여 허용되지 않는 경우 수리거부가 위법하지 않다고 본 결론은 정당하나, 지구단위계획과의 관계에 관한 원심의 판단은 수긍하기 어렵다.</w:t>
       </w:r>
       <w:r>
@@ -749,6 +789,13 @@
           <w:rFonts w:ascii="맑은 고딕" w:hAnsi="맑은 고딕" w:eastAsia="맑은 고딕" w:cs="맑은 고딕"/>
           <w:color w:val="000000"/>
         </w:rPr>
+        <w:br/>
+      </w:r>
+      <w:r>
+        <w:rPr>
+          <w:rFonts w:ascii="맑은 고딕" w:hAnsi="맑은 고딕" w:eastAsia="맑은 고딕" w:cs="맑은 고딕"/>
+          <w:color w:val="000000"/>
+        </w:rPr>
         <w:t>③ 구 대기환경보전법이나 그 시행규칙 등은 비산먼지 배출사업을 단순한 신고사항으로 규정하고 있을 뿐 행정청으로 하여금 그 신고의 수리 여부를 심사·결정할 수 있도록 규정하고 있지 않다.</w:t>
       </w:r>
       <w:r>
@@ -763,6 +810,13 @@
           <w:rFonts w:ascii="맑은 고딕" w:hAnsi="맑은 고딕" w:eastAsia="맑은 고딕" w:cs="맑은 고딕"/>
           <w:color w:val="000000"/>
         </w:rPr>
+        <w:br/>
+      </w:r>
+      <w:r>
+        <w:rPr>
+          <w:rFonts w:ascii="맑은 고딕" w:hAnsi="맑은 고딕" w:eastAsia="맑은 고딕" w:cs="맑은 고딕"/>
+          <w:color w:val="000000"/>
+        </w:rPr>
         <w:t>④ 따라서 행정청은 비산먼지 배출사업 신고서가 법령에서 정한 형식적 요건을 모두 갖춘 경우에는 특별한 사정이 없는 한 이를 수리하여야 하고, 억제시설의 설치나 필요한 조치가 없거나 적합하지 않다고 인정되면 시설의 설치나 조치의 이행 또는 개선을 명하고, 그 명령을 이행하지 않는 경우 사업의 중지나 시설 등의 사용중지·사용제한을 명할 수 있을 뿐이다.</w:t>
       </w:r>
       <w:r>
@@ -777,6 +831,13 @@
           <w:rFonts w:ascii="맑은 고딕" w:hAnsi="맑은 고딕" w:eastAsia="맑은 고딕" w:cs="맑은 고딕"/>
           <w:color w:val="000000"/>
         </w:rPr>
+        <w:br/>
+      </w:r>
+      <w:r>
+        <w:rPr>
+          <w:rFonts w:ascii="맑은 고딕" w:hAnsi="맑은 고딕" w:eastAsia="맑은 고딕" w:cs="맑은 고딕"/>
+          <w:color w:val="000000"/>
+        </w:rPr>
         <w:t>⑤ 다만 다른 법령에 의하여 비산먼지 배출사업을 하는 것 자체가 허용되지 않는다면, 법령이 정한 요건을 모두 갖추고 있더라도 적법한 신고를 할 수 없으므로 그 수리거부가 위법하게 되는 것은 아니다.</w:t>
       </w:r>
       <w:r>
@@ -791,6 +852,13 @@
           <w:rFonts w:ascii="맑은 고딕" w:hAnsi="맑은 고딕" w:eastAsia="맑은 고딕" w:cs="맑은 고딕"/>
           <w:color w:val="000000"/>
         </w:rPr>
+        <w:br/>
+      </w:r>
+      <w:r>
+        <w:rPr>
+          <w:rFonts w:ascii="맑은 고딕" w:hAnsi="맑은 고딕" w:eastAsia="맑은 고딕" w:cs="맑은 고딕"/>
+          <w:color w:val="000000"/>
+        </w:rPr>
         <w:t>⑥ 제2종지구단위계획구역 안에서 어떤 행위를 하는 경우 그 행위에 관하여 계획에서 정하고 있으면 그 계획에 적합하게 하여야 하나, 계획에서 정하고 있지 않은 사항에 관하여는 다른 법령에 의하여 제한되지 않는 한 자유롭게 할 수 있으며 이는 비산먼지 발생사업의 경우에도 마찬가지이다.</w:t>
       </w:r>
       <w:r>
@@ -805,6 +873,13 @@
           <w:rFonts w:ascii="맑은 고딕" w:hAnsi="맑은 고딕" w:eastAsia="맑은 고딕" w:cs="맑은 고딕"/>
           <w:color w:val="000000"/>
         </w:rPr>
+        <w:br/>
+      </w:r>
+      <w:r>
+        <w:rPr>
+          <w:rFonts w:ascii="맑은 고딕" w:hAnsi="맑은 고딕" w:eastAsia="맑은 고딕" w:cs="맑은 고딕"/>
+          <w:color w:val="000000"/>
+        </w:rPr>
         <w:t>⑦ 따라서 요건을 모두 갖춘 비산먼지 발생사업 신고를 지구단위계획 저촉을 이유로 거부하려면 그 계획이 신고 대상 사업을 제한하거나 금지하고 있어야 하고, 계획 수립 당시 비산먼지 발생사업을 예상하지 못하였다는 등의 사정만으로 신고를 거부할 수는 없다.</w:t>
       </w:r>
       <w:r>
@@ -819,6 +894,15 @@
           <w:rFonts w:ascii="맑은 고딕" w:hAnsi="맑은 고딕" w:eastAsia="맑은 고딕" w:cs="맑은 고딕"/>
           <w:color w:val="000000"/>
         </w:rPr>
+        <w:br/>
+      </w:r>
+      <w:r>
+        <w:rPr>
+          <w:rFonts w:ascii="맑은 고딕" w:hAnsi="맑은 고딕" w:eastAsia="맑은 고딕" w:cs="맑은 고딕"/>
+          <w:b/>
+          <w:color w:val="000000"/>
+          <w:u w:val="single"/>
+        </w:rPr>
         <w:t>⑧ 개발계획 변경신청 시 제출된 사업계획서는 계획 수립의 참고자료가 되는 것에 불과하므로, 그 내용이 계획의 내용으로 되어 있지 않은 이상 이를 들어 야외도장 등의 작업이 계획에 저촉된다고 할 수 없다.</w:t>
       </w:r>
       <w:r>
@@ -832,6 +916,15 @@
         <w:rPr>
           <w:rFonts w:ascii="맑은 고딕" w:hAnsi="맑은 고딕" w:eastAsia="맑은 고딕" w:cs="맑은 고딕"/>
           <w:color w:val="000000"/>
+        </w:rPr>
+        <w:br/>
+      </w:r>
+      <w:r>
+        <w:rPr>
+          <w:rFonts w:ascii="맑은 고딕" w:hAnsi="맑은 고딕" w:eastAsia="맑은 고딕" w:cs="맑은 고딕"/>
+          <w:b/>
+          <w:color w:val="000000"/>
+          <w:u w:val="single"/>
         </w:rPr>
         <w:t>⑨ 그럼에도 원심은 이 사건 계획이 위 행위를 제한하거나 금지하고 있는지를 심리하지 아니한 채 거부처분이 적법하다고 판단하였으니, 원심판결에는 법리를 오해하여 심리를 다하지 아니한 위법이 있다.</w:t>
       </w:r>

--- a/블로그글작성/판례/대기_대법원_시리즈/판례_대법원2007두17076_지구단위계획에없는사업이라는이유로비산먼지신고를거부할수없습니다.docx
+++ b/블로그글작성/판례/대기_대법원_시리즈/판례_대법원2007두17076_지구단위계획에없는사업이라는이유로비산먼지신고를거부할수없습니다.docx
@@ -16,7 +16,7 @@
           <w:color w:val="000000"/>
           <w:sz w:val="30"/>
         </w:rPr>
-        <w:t>지구단위계획에 없던 사업이라는 이유로 비산먼지 신고를 거부할 수 없습니다</w:t>
+        <w:t>지구단위계획에 없던 사업이라는 이유로 비산먼지 신고를 거부할 수 없습니다. (2007두17076)</w:t>
       </w:r>
     </w:p>
     <w:p>
@@ -47,12 +47,6 @@
         </w:rPr>
         <w:t>○ 제2종지구단위계획구역 안에서 야외탈청·야외연마·야외도장을 배출공정으로 하는 비산먼지 발생사업 변경신고를 행정청이 거부한 사건입니다. 대법원은 형식적 요건을 모두 갖춘 신고는 원칙적으로 수리하여야 하고, 지구단위계획이 그 사업을 제한·금지하고 있어야 거부할 수 있으며 계획 수립 당시 예상하지 못했다는 사정만으로는 거부할 수 없다고 보았습니다.</w:t>
       </w:r>
-    </w:p>
-    <w:p>
-      <w:pPr>
-        <w:autoSpaceDN w:val="0"/>
-        <w:autoSpaceDE w:val="0"/>
-      </w:pPr>
     </w:p>
     <w:p>
       <w:pPr>
@@ -220,12 +214,6 @@
       <w:pPr>
         <w:autoSpaceDN w:val="0"/>
         <w:autoSpaceDE w:val="0"/>
-      </w:pPr>
-    </w:p>
-    <w:p>
-      <w:pPr>
-        <w:autoSpaceDN w:val="0"/>
-        <w:autoSpaceDE w:val="0"/>
         <w:pStyle w:val="2"/>
       </w:pPr>
       <w:r>
@@ -558,6 +546,118 @@
       <w:pPr>
         <w:autoSpaceDN w:val="0"/>
         <w:autoSpaceDE w:val="0"/>
+        <w:pStyle w:val="2"/>
+        <w:spacing w:before="80"/>
+      </w:pPr>
+      <w:r>
+        <w:rPr>
+          <w:rFonts w:ascii="맑은 고딕" w:hAnsi="맑은 고딕" w:eastAsia="맑은 고딕" w:cs="맑은 고딕"/>
+          <w:color w:val="000000"/>
+        </w:rPr>
+        <w:t>2. 사실관계</w:t>
+      </w:r>
+    </w:p>
+    <w:p>
+      <w:pPr>
+        <w:autoSpaceDN w:val="0"/>
+        <w:autoSpaceDE w:val="0"/>
+      </w:pPr>
+      <w:r>
+        <w:rPr>
+          <w:rFonts w:ascii="맑은 고딕" w:hAnsi="맑은 고딕" w:eastAsia="맑은 고딕" w:cs="맑은 고딕"/>
+          <w:color w:val="000000"/>
+        </w:rPr>
+        <w:t>① 거제시 사등면의 이 사건 토지 일대는 1986. 8. 28. 레미콘 공장시설 부지 및 수산물 건조장 용지 등으로 사용할 목적으로 공유수면 매립허가를 받아 매립된 곳으로, 구 국토이용관리법에 따라 준도시지역(산업촉진지구)으로 지정되어 있었다.</w:t>
+      </w:r>
+      <w:r>
+        <w:rPr>
+          <w:rFonts w:ascii="맑은 고딕" w:hAnsi="맑은 고딕" w:eastAsia="맑은 고딕" w:cs="맑은 고딕"/>
+          <w:color w:val="000000"/>
+        </w:rPr>
+        <w:br/>
+      </w:r>
+      <w:r>
+        <w:rPr>
+          <w:rFonts w:ascii="맑은 고딕" w:hAnsi="맑은 고딕" w:eastAsia="맑은 고딕" w:cs="맑은 고딕"/>
+          <w:color w:val="000000"/>
+        </w:rPr>
+        <w:br/>
+      </w:r>
+      <w:r>
+        <w:rPr>
+          <w:rFonts w:ascii="맑은 고딕" w:hAnsi="맑은 고딕" w:eastAsia="맑은 고딕" w:cs="맑은 고딕"/>
+          <w:color w:val="000000"/>
+        </w:rPr>
+        <w:t>② ○○○이 1997. 10. 1. 이 사건 토지에서 선박구성품 제조업을 할 수 있도록 개발계획 변경을 신청하자, 피고는 1997. 10. 31. 레미콘 공장시설 부지에서 선박구성품 제조시설 용지로 변경하는 내용으로 개발계획을 변경·고시하였는데, 그 사업계획서상의 생산공정에는 ‘야외도장, 야외탈청, 야외연마’ 작업이 포함되어 있지 않았다.</w:t>
+      </w:r>
+      <w:r>
+        <w:rPr>
+          <w:rFonts w:ascii="맑은 고딕" w:hAnsi="맑은 고딕" w:eastAsia="맑은 고딕" w:cs="맑은 고딕"/>
+          <w:color w:val="000000"/>
+        </w:rPr>
+        <w:br/>
+      </w:r>
+      <w:r>
+        <w:rPr>
+          <w:rFonts w:ascii="맑은 고딕" w:hAnsi="맑은 고딕" w:eastAsia="맑은 고딕" w:cs="맑은 고딕"/>
+          <w:color w:val="000000"/>
+        </w:rPr>
+        <w:br/>
+      </w:r>
+      <w:r>
+        <w:rPr>
+          <w:rFonts w:ascii="맑은 고딕" w:hAnsi="맑은 고딕" w:eastAsia="맑은 고딕" w:cs="맑은 고딕"/>
+          <w:color w:val="000000"/>
+        </w:rPr>
+        <w:t>③ 원고는 이 사건 토지에 공장을 설립한 다음 2000. 4. 25. 피고로부터 선박구성부분품 제조업으로 제조시설설치 승인을 받아 영업하여 왔다.</w:t>
+      </w:r>
+      <w:r>
+        <w:rPr>
+          <w:rFonts w:ascii="맑은 고딕" w:hAnsi="맑은 고딕" w:eastAsia="맑은 고딕" w:cs="맑은 고딕"/>
+          <w:color w:val="000000"/>
+        </w:rPr>
+        <w:br/>
+      </w:r>
+      <w:r>
+        <w:rPr>
+          <w:rFonts w:ascii="맑은 고딕" w:hAnsi="맑은 고딕" w:eastAsia="맑은 고딕" w:cs="맑은 고딕"/>
+          <w:color w:val="000000"/>
+        </w:rPr>
+        <w:br/>
+      </w:r>
+      <w:r>
+        <w:rPr>
+          <w:rFonts w:ascii="맑은 고딕" w:hAnsi="맑은 고딕" w:eastAsia="맑은 고딕" w:cs="맑은 고딕"/>
+          <w:color w:val="000000"/>
+        </w:rPr>
+        <w:t>④ 2003. 1. 1. 국토계획법이 시행되면서 부칙에 의하여 이 사건 토지는 제2종지구단위계획구역으로, 위 개발계획은 제2종지구단위계획으로 각 간주되었다.</w:t>
+      </w:r>
+      <w:r>
+        <w:rPr>
+          <w:rFonts w:ascii="맑은 고딕" w:hAnsi="맑은 고딕" w:eastAsia="맑은 고딕" w:cs="맑은 고딕"/>
+          <w:color w:val="000000"/>
+        </w:rPr>
+        <w:br/>
+      </w:r>
+      <w:r>
+        <w:rPr>
+          <w:rFonts w:ascii="맑은 고딕" w:hAnsi="맑은 고딕" w:eastAsia="맑은 고딕" w:cs="맑은 고딕"/>
+          <w:color w:val="000000"/>
+        </w:rPr>
+        <w:br/>
+      </w:r>
+      <w:r>
+        <w:rPr>
+          <w:rFonts w:ascii="맑은 고딕" w:hAnsi="맑은 고딕" w:eastAsia="맑은 고딕" w:cs="맑은 고딕"/>
+          <w:color w:val="000000"/>
+        </w:rPr>
+        <w:t>⑤ 원고는 2006. 3. 24. 구 대기환경보전법령이 정한 요건을 모두 갖추어 배출공정을 ‘야외탈청, 야외연마, 야외도장’으로 한 비산먼지 발생사업 변경신고를 하였으나, 피고는 그 공정이 지구단위계획 수립 시의 내용과 다르다는 이유로 수리를 거부하였다.</w:t>
+      </w:r>
+    </w:p>
+    <w:p>
+      <w:pPr>
+        <w:autoSpaceDN w:val="0"/>
+        <w:autoSpaceDE w:val="0"/>
       </w:pPr>
     </w:p>
     <w:p>
@@ -572,7 +672,7 @@
           <w:rFonts w:ascii="맑은 고딕" w:hAnsi="맑은 고딕" w:eastAsia="맑은 고딕" w:cs="맑은 고딕"/>
           <w:color w:val="000000"/>
         </w:rPr>
-        <w:t>2. 사실관계</w:t>
+        <w:t>3. 쟁점</w:t>
       </w:r>
     </w:p>
     <w:p>
@@ -584,99 +684,10 @@
         <w:rPr>
           <w:rFonts w:ascii="맑은 고딕" w:hAnsi="맑은 고딕" w:eastAsia="맑은 고딕" w:cs="맑은 고딕"/>
           <w:color w:val="000000"/>
-        </w:rPr>
-        <w:t>① 거제시 사등면의 이 사건 토지 일대는 1986. 8. 28. 레미콘 공장시설 부지 및 수산물 건조장 용지 등으로 사용할 목적으로 공유수면 매립허가를 받아 매립된 곳으로, 구 국토이용관리법에 따라 준도시지역(산업촉진지구)으로 지정되어 있었다.</w:t>
-      </w:r>
-      <w:r>
-        <w:rPr>
-          <w:rFonts w:ascii="맑은 고딕" w:hAnsi="맑은 고딕" w:eastAsia="맑은 고딕" w:cs="맑은 고딕"/>
-          <w:color w:val="000000"/>
-        </w:rPr>
-        <w:br/>
-      </w:r>
-      <w:r>
-        <w:rPr>
-          <w:rFonts w:ascii="맑은 고딕" w:hAnsi="맑은 고딕" w:eastAsia="맑은 고딕" w:cs="맑은 고딕"/>
-          <w:color w:val="000000"/>
-        </w:rPr>
-        <w:br/>
-      </w:r>
-      <w:r>
-        <w:rPr>
-          <w:rFonts w:ascii="맑은 고딕" w:hAnsi="맑은 고딕" w:eastAsia="맑은 고딕" w:cs="맑은 고딕"/>
-          <w:color w:val="000000"/>
-        </w:rPr>
-        <w:t>② ○○○이 1997. 10. 1. 이 사건 토지에서 선박구성품 제조업을 할 수 있도록 개발계획 변경을 신청하자, 피고는 1997. 10. 31. 레미콘 공장시설 부지에서 선박구성품 제조시설 용지로 변경하는 내용으로 개발계획을 변경·고시하였는데, 그 사업계획서상의 생산공정에는 ‘야외도장, 야외탈청, 야외연마’ 작업이 포함되어 있지 않았다.</w:t>
-      </w:r>
-      <w:r>
-        <w:rPr>
-          <w:rFonts w:ascii="맑은 고딕" w:hAnsi="맑은 고딕" w:eastAsia="맑은 고딕" w:cs="맑은 고딕"/>
-          <w:color w:val="000000"/>
-        </w:rPr>
-        <w:br/>
-      </w:r>
-      <w:r>
-        <w:rPr>
-          <w:rFonts w:ascii="맑은 고딕" w:hAnsi="맑은 고딕" w:eastAsia="맑은 고딕" w:cs="맑은 고딕"/>
-          <w:color w:val="000000"/>
-        </w:rPr>
-        <w:br/>
-      </w:r>
-      <w:r>
-        <w:rPr>
-          <w:rFonts w:ascii="맑은 고딕" w:hAnsi="맑은 고딕" w:eastAsia="맑은 고딕" w:cs="맑은 고딕"/>
-          <w:color w:val="000000"/>
-        </w:rPr>
-        <w:t>③ 원고는 이 사건 토지에 공장을 설립한 다음 2000. 4. 25. 피고로부터 선박구성부분품 제조업으로 제조시설설치 승인을 받아 영업하여 왔다.</w:t>
-      </w:r>
-      <w:r>
-        <w:rPr>
-          <w:rFonts w:ascii="맑은 고딕" w:hAnsi="맑은 고딕" w:eastAsia="맑은 고딕" w:cs="맑은 고딕"/>
-          <w:color w:val="000000"/>
-        </w:rPr>
-        <w:br/>
-      </w:r>
-      <w:r>
-        <w:rPr>
-          <w:rFonts w:ascii="맑은 고딕" w:hAnsi="맑은 고딕" w:eastAsia="맑은 고딕" w:cs="맑은 고딕"/>
-          <w:color w:val="000000"/>
-        </w:rPr>
-        <w:br/>
-      </w:r>
-      <w:r>
-        <w:rPr>
-          <w:rFonts w:ascii="맑은 고딕" w:hAnsi="맑은 고딕" w:eastAsia="맑은 고딕" w:cs="맑은 고딕"/>
-          <w:color w:val="000000"/>
-        </w:rPr>
-        <w:t>④ 2003. 1. 1. 국토계획법이 시행되면서 부칙에 의하여 이 사건 토지는 제2종지구단위계획구역으로, 위 개발계획은 제2종지구단위계획으로 각 간주되었다.</w:t>
-      </w:r>
-      <w:r>
-        <w:rPr>
-          <w:rFonts w:ascii="맑은 고딕" w:hAnsi="맑은 고딕" w:eastAsia="맑은 고딕" w:cs="맑은 고딕"/>
-          <w:color w:val="000000"/>
-        </w:rPr>
-        <w:br/>
-      </w:r>
-      <w:r>
-        <w:rPr>
-          <w:rFonts w:ascii="맑은 고딕" w:hAnsi="맑은 고딕" w:eastAsia="맑은 고딕" w:cs="맑은 고딕"/>
-          <w:color w:val="000000"/>
-        </w:rPr>
-        <w:br/>
-      </w:r>
-      <w:r>
-        <w:rPr>
-          <w:rFonts w:ascii="맑은 고딕" w:hAnsi="맑은 고딕" w:eastAsia="맑은 고딕" w:cs="맑은 고딕"/>
-          <w:color w:val="000000"/>
-        </w:rPr>
-        <w:t>⑤ 원고는 2006. 3. 24. 구 대기환경보전법령이 정한 요건을 모두 갖추어 배출공정을 ‘야외탈청, 야외연마, 야외도장’으로 한 비산먼지 발생사업 변경신고를 하였으나, 피고는 그 공정이 지구단위계획 수립 시의 내용과 다르다는 이유로 수리를 거부하였다.</w:t>
-      </w:r>
-    </w:p>
-    <w:p>
-      <w:pPr>
-        <w:autoSpaceDN w:val="0"/>
-        <w:autoSpaceDE w:val="0"/>
-      </w:pPr>
+          <w:u w:val="single"/>
+        </w:rPr>
+        <w:t>이 사건의 쟁점은, 비산먼지 배출사업 신고서가 형식적 요건을 모두 갖춘 경우 행정청이 취해야 할 조치와 수리를 거부할 수 있는 경우, 그리고 제2종지구단위계획구역 안에서 계획 수립 당시 비산먼지 발생사업을 예상하지 못하였다는 이유로 그 신고를 거부할 수 있는지 여부이다.</w:t>
+      </w:r>
     </w:p>
     <w:p>
       <w:pPr>
@@ -696,7 +707,7 @@
           <w:rFonts w:ascii="맑은 고딕" w:hAnsi="맑은 고딕" w:eastAsia="맑은 고딕" w:cs="맑은 고딕"/>
           <w:color w:val="000000"/>
         </w:rPr>
-        <w:t>3. 쟁점</w:t>
+        <w:t>4. 판단</w:t>
       </w:r>
     </w:p>
     <w:p>
@@ -707,44 +718,26 @@
       <w:r>
         <w:rPr>
           <w:rFonts w:ascii="맑은 고딕" w:hAnsi="맑은 고딕" w:eastAsia="맑은 고딕" w:cs="맑은 고딕"/>
+          <w:b/>
           <w:color w:val="000000"/>
           <w:u w:val="single"/>
         </w:rPr>
-        <w:t>이 사건의 쟁점은, 비산먼지 배출사업 신고서가 형식적 요건을 모두 갖춘 경우 행정청이 취해야 할 조치와 수리를 거부할 수 있는 경우, 그리고 제2종지구단위계획구역 안에서 계획 수립 당시 비산먼지 발생사업을 예상하지 못하였다는 이유로 그 신고를 거부할 수 있는지 여부이다.</w:t>
-      </w:r>
-    </w:p>
-    <w:p>
-      <w:pPr>
-        <w:autoSpaceDN w:val="0"/>
-        <w:autoSpaceDE w:val="0"/>
-      </w:pPr>
-    </w:p>
-    <w:p>
-      <w:pPr>
-        <w:autoSpaceDN w:val="0"/>
-        <w:autoSpaceDE w:val="0"/>
-      </w:pPr>
-    </w:p>
-    <w:p>
-      <w:pPr>
-        <w:autoSpaceDN w:val="0"/>
-        <w:autoSpaceDE w:val="0"/>
-        <w:pStyle w:val="2"/>
-        <w:spacing w:before="80"/>
-      </w:pPr>
-      <w:r>
-        <w:rPr>
-          <w:rFonts w:ascii="맑은 고딕" w:hAnsi="맑은 고딕" w:eastAsia="맑은 고딕" w:cs="맑은 고딕"/>
-          <w:color w:val="000000"/>
-        </w:rPr>
-        <w:t>4. 판단</w:t>
-      </w:r>
-    </w:p>
-    <w:p>
-      <w:pPr>
-        <w:autoSpaceDN w:val="0"/>
-        <w:autoSpaceDE w:val="0"/>
-      </w:pPr>
+        <w:t>① 원심의 판단 원심은 개발계획 변경신청 당시 및 제조시설설치 승인 당시의 각 사업계획서에 야외탈청·야외연마·야외도장 공정이 포함되어 있지 않았고 위 작업은 대기오염을 초래할 우려가 있으므로, 비산먼지 발생사업 신고에 앞서 제2종지구단위계획의 변경결정을 받아야 한다는 이유로 수리 거부처분이 적법하다고 판단하였다.</w:t>
+      </w:r>
+      <w:r>
+        <w:rPr>
+          <w:rFonts w:ascii="맑은 고딕" w:hAnsi="맑은 고딕" w:eastAsia="맑은 고딕" w:cs="맑은 고딕"/>
+          <w:color w:val="000000"/>
+        </w:rPr>
+        <w:br/>
+      </w:r>
+      <w:r>
+        <w:rPr>
+          <w:rFonts w:ascii="맑은 고딕" w:hAnsi="맑은 고딕" w:eastAsia="맑은 고딕" w:cs="맑은 고딕"/>
+          <w:color w:val="000000"/>
+        </w:rPr>
+        <w:br/>
+      </w:r>
       <w:r>
         <w:rPr>
           <w:rFonts w:ascii="맑은 고딕" w:hAnsi="맑은 고딕" w:eastAsia="맑은 고딕" w:cs="맑은 고딕"/>
@@ -752,7 +745,7 @@
           <w:color w:val="000000"/>
           <w:u w:val="single"/>
         </w:rPr>
-        <w:t>① 원심의 판단 원심은 개발계획 변경신청 당시 및 제조시설설치 승인 당시의 각 사업계획서에 야외탈청·야외연마·야외도장 공정이 포함되어 있지 않았고 위 작업은 대기오염을 초래할 우려가 있으므로, 비산먼지 발생사업 신고에 앞서 제2종지구단위계획의 변경결정을 받아야 한다는 이유로 수리 거부처분이 적법하다고 판단하였다.</w:t>
+        <w:t>② 대법원의 판단 신고가 법령에 의하여 허용되지 않는 경우 수리거부가 위법하지 않다고 본 결론은 정당하나, 지구단위계획과의 관계에 관한 원심의 판단은 수긍하기 어렵다.</w:t>
       </w:r>
       <w:r>
         <w:rPr>
@@ -771,11 +764,116 @@
       <w:r>
         <w:rPr>
           <w:rFonts w:ascii="맑은 고딕" w:hAnsi="맑은 고딕" w:eastAsia="맑은 고딕" w:cs="맑은 고딕"/>
+          <w:color w:val="000000"/>
+        </w:rPr>
+        <w:t>③ 구 대기환경보전법이나 그 시행규칙 등은 비산먼지 배출사업을 단순한 신고사항으로 규정하고 있을 뿐 행정청으로 하여금 그 신고의 수리 여부를 심사·결정할 수 있도록 규정하고 있지 않다.</w:t>
+      </w:r>
+      <w:r>
+        <w:rPr>
+          <w:rFonts w:ascii="맑은 고딕" w:hAnsi="맑은 고딕" w:eastAsia="맑은 고딕" w:cs="맑은 고딕"/>
+          <w:color w:val="000000"/>
+        </w:rPr>
+        <w:br/>
+      </w:r>
+      <w:r>
+        <w:rPr>
+          <w:rFonts w:ascii="맑은 고딕" w:hAnsi="맑은 고딕" w:eastAsia="맑은 고딕" w:cs="맑은 고딕"/>
+          <w:color w:val="000000"/>
+        </w:rPr>
+        <w:br/>
+      </w:r>
+      <w:r>
+        <w:rPr>
+          <w:rFonts w:ascii="맑은 고딕" w:hAnsi="맑은 고딕" w:eastAsia="맑은 고딕" w:cs="맑은 고딕"/>
+          <w:color w:val="000000"/>
+        </w:rPr>
+        <w:t>④ 따라서 행정청은 비산먼지 배출사업 신고서가 법령에서 정한 형식적 요건을 모두 갖춘 경우에는 특별한 사정이 없는 한 이를 수리하여야 하고, 억제시설의 설치나 필요한 조치가 없거나 적합하지 않다고 인정되면 시설의 설치나 조치의 이행 또는 개선을 명하고, 그 명령을 이행하지 않는 경우 사업의 중지나 시설 등의 사용중지·사용제한을 명할 수 있을 뿐이다.</w:t>
+      </w:r>
+      <w:r>
+        <w:rPr>
+          <w:rFonts w:ascii="맑은 고딕" w:hAnsi="맑은 고딕" w:eastAsia="맑은 고딕" w:cs="맑은 고딕"/>
+          <w:color w:val="000000"/>
+        </w:rPr>
+        <w:br/>
+      </w:r>
+      <w:r>
+        <w:rPr>
+          <w:rFonts w:ascii="맑은 고딕" w:hAnsi="맑은 고딕" w:eastAsia="맑은 고딕" w:cs="맑은 고딕"/>
+          <w:color w:val="000000"/>
+        </w:rPr>
+        <w:br/>
+      </w:r>
+      <w:r>
+        <w:rPr>
+          <w:rFonts w:ascii="맑은 고딕" w:hAnsi="맑은 고딕" w:eastAsia="맑은 고딕" w:cs="맑은 고딕"/>
+          <w:color w:val="000000"/>
+        </w:rPr>
+        <w:t>⑤ 다만 다른 법령에 의하여 비산먼지 배출사업을 하는 것 자체가 허용되지 않는다면, 법령이 정한 요건을 모두 갖추고 있더라도 적법한 신고를 할 수 없으므로 그 수리거부가 위법하게 되는 것은 아니다.</w:t>
+      </w:r>
+      <w:r>
+        <w:rPr>
+          <w:rFonts w:ascii="맑은 고딕" w:hAnsi="맑은 고딕" w:eastAsia="맑은 고딕" w:cs="맑은 고딕"/>
+          <w:color w:val="000000"/>
+        </w:rPr>
+        <w:br/>
+      </w:r>
+      <w:r>
+        <w:rPr>
+          <w:rFonts w:ascii="맑은 고딕" w:hAnsi="맑은 고딕" w:eastAsia="맑은 고딕" w:cs="맑은 고딕"/>
+          <w:color w:val="000000"/>
+        </w:rPr>
+        <w:br/>
+      </w:r>
+      <w:r>
+        <w:rPr>
+          <w:rFonts w:ascii="맑은 고딕" w:hAnsi="맑은 고딕" w:eastAsia="맑은 고딕" w:cs="맑은 고딕"/>
+          <w:color w:val="000000"/>
+        </w:rPr>
+        <w:t>⑥ 제2종지구단위계획구역 안에서 어떤 행위를 하는 경우 그 행위에 관하여 계획에서 정하고 있으면 그 계획에 적합하게 하여야 하나, 계획에서 정하고 있지 않은 사항에 관하여는 다른 법령에 의하여 제한되지 않는 한 자유롭게 할 수 있으며 이는 비산먼지 발생사업의 경우에도 마찬가지이다.</w:t>
+      </w:r>
+      <w:r>
+        <w:rPr>
+          <w:rFonts w:ascii="맑은 고딕" w:hAnsi="맑은 고딕" w:eastAsia="맑은 고딕" w:cs="맑은 고딕"/>
+          <w:color w:val="000000"/>
+        </w:rPr>
+        <w:br/>
+      </w:r>
+      <w:r>
+        <w:rPr>
+          <w:rFonts w:ascii="맑은 고딕" w:hAnsi="맑은 고딕" w:eastAsia="맑은 고딕" w:cs="맑은 고딕"/>
+          <w:color w:val="000000"/>
+        </w:rPr>
+        <w:br/>
+      </w:r>
+      <w:r>
+        <w:rPr>
+          <w:rFonts w:ascii="맑은 고딕" w:hAnsi="맑은 고딕" w:eastAsia="맑은 고딕" w:cs="맑은 고딕"/>
+          <w:color w:val="000000"/>
+        </w:rPr>
+        <w:t>⑦ 따라서 요건을 모두 갖춘 비산먼지 발생사업 신고를 지구단위계획 저촉을 이유로 거부하려면 그 계획이 신고 대상 사업을 제한하거나 금지하고 있어야 하고, 계획 수립 당시 비산먼지 발생사업을 예상하지 못하였다는 등의 사정만으로 신고를 거부할 수는 없다.</w:t>
+      </w:r>
+      <w:r>
+        <w:rPr>
+          <w:rFonts w:ascii="맑은 고딕" w:hAnsi="맑은 고딕" w:eastAsia="맑은 고딕" w:cs="맑은 고딕"/>
+          <w:color w:val="000000"/>
+        </w:rPr>
+        <w:br/>
+      </w:r>
+      <w:r>
+        <w:rPr>
+          <w:rFonts w:ascii="맑은 고딕" w:hAnsi="맑은 고딕" w:eastAsia="맑은 고딕" w:cs="맑은 고딕"/>
+          <w:color w:val="000000"/>
+        </w:rPr>
+        <w:br/>
+      </w:r>
+      <w:r>
+        <w:rPr>
+          <w:rFonts w:ascii="맑은 고딕" w:hAnsi="맑은 고딕" w:eastAsia="맑은 고딕" w:cs="맑은 고딕"/>
           <w:b/>
           <w:color w:val="000000"/>
           <w:u w:val="single"/>
         </w:rPr>
-        <w:t>② 대법원의 판단 신고가 법령에 의하여 허용되지 않는 경우 수리거부가 위법하지 않다고 본 결론은 정당하나, 지구단위계획과의 관계에 관한 원심의 판단은 수긍하기 어렵다.</w:t>
+        <w:t>⑧ 개발계획 변경신청 시 제출된 사업계획서는 계획 수립의 참고자료가 되는 것에 불과하므로, 그 내용이 계획의 내용으로 되어 있지 않은 이상 이를 들어 야외도장 등의 작업이 계획에 저촉된다고 할 수 없다.</w:t>
       </w:r>
       <w:r>
         <w:rPr>
@@ -794,146 +892,12 @@
       <w:r>
         <w:rPr>
           <w:rFonts w:ascii="맑은 고딕" w:hAnsi="맑은 고딕" w:eastAsia="맑은 고딕" w:cs="맑은 고딕"/>
-          <w:color w:val="000000"/>
-        </w:rPr>
-        <w:t>③ 구 대기환경보전법이나 그 시행규칙 등은 비산먼지 배출사업을 단순한 신고사항으로 규정하고 있을 뿐 행정청으로 하여금 그 신고의 수리 여부를 심사·결정할 수 있도록 규정하고 있지 않다.</w:t>
-      </w:r>
-      <w:r>
-        <w:rPr>
-          <w:rFonts w:ascii="맑은 고딕" w:hAnsi="맑은 고딕" w:eastAsia="맑은 고딕" w:cs="맑은 고딕"/>
-          <w:color w:val="000000"/>
-        </w:rPr>
-        <w:br/>
-      </w:r>
-      <w:r>
-        <w:rPr>
-          <w:rFonts w:ascii="맑은 고딕" w:hAnsi="맑은 고딕" w:eastAsia="맑은 고딕" w:cs="맑은 고딕"/>
-          <w:color w:val="000000"/>
-        </w:rPr>
-        <w:br/>
-      </w:r>
-      <w:r>
-        <w:rPr>
-          <w:rFonts w:ascii="맑은 고딕" w:hAnsi="맑은 고딕" w:eastAsia="맑은 고딕" w:cs="맑은 고딕"/>
-          <w:color w:val="000000"/>
-        </w:rPr>
-        <w:t>④ 따라서 행정청은 비산먼지 배출사업 신고서가 법령에서 정한 형식적 요건을 모두 갖춘 경우에는 특별한 사정이 없는 한 이를 수리하여야 하고, 억제시설의 설치나 필요한 조치가 없거나 적합하지 않다고 인정되면 시설의 설치나 조치의 이행 또는 개선을 명하고, 그 명령을 이행하지 않는 경우 사업의 중지나 시설 등의 사용중지·사용제한을 명할 수 있을 뿐이다.</w:t>
-      </w:r>
-      <w:r>
-        <w:rPr>
-          <w:rFonts w:ascii="맑은 고딕" w:hAnsi="맑은 고딕" w:eastAsia="맑은 고딕" w:cs="맑은 고딕"/>
-          <w:color w:val="000000"/>
-        </w:rPr>
-        <w:br/>
-      </w:r>
-      <w:r>
-        <w:rPr>
-          <w:rFonts w:ascii="맑은 고딕" w:hAnsi="맑은 고딕" w:eastAsia="맑은 고딕" w:cs="맑은 고딕"/>
-          <w:color w:val="000000"/>
-        </w:rPr>
-        <w:br/>
-      </w:r>
-      <w:r>
-        <w:rPr>
-          <w:rFonts w:ascii="맑은 고딕" w:hAnsi="맑은 고딕" w:eastAsia="맑은 고딕" w:cs="맑은 고딕"/>
-          <w:color w:val="000000"/>
-        </w:rPr>
-        <w:t>⑤ 다만 다른 법령에 의하여 비산먼지 배출사업을 하는 것 자체가 허용되지 않는다면, 법령이 정한 요건을 모두 갖추고 있더라도 적법한 신고를 할 수 없으므로 그 수리거부가 위법하게 되는 것은 아니다.</w:t>
-      </w:r>
-      <w:r>
-        <w:rPr>
-          <w:rFonts w:ascii="맑은 고딕" w:hAnsi="맑은 고딕" w:eastAsia="맑은 고딕" w:cs="맑은 고딕"/>
-          <w:color w:val="000000"/>
-        </w:rPr>
-        <w:br/>
-      </w:r>
-      <w:r>
-        <w:rPr>
-          <w:rFonts w:ascii="맑은 고딕" w:hAnsi="맑은 고딕" w:eastAsia="맑은 고딕" w:cs="맑은 고딕"/>
-          <w:color w:val="000000"/>
-        </w:rPr>
-        <w:br/>
-      </w:r>
-      <w:r>
-        <w:rPr>
-          <w:rFonts w:ascii="맑은 고딕" w:hAnsi="맑은 고딕" w:eastAsia="맑은 고딕" w:cs="맑은 고딕"/>
-          <w:color w:val="000000"/>
-        </w:rPr>
-        <w:t>⑥ 제2종지구단위계획구역 안에서 어떤 행위를 하는 경우 그 행위에 관하여 계획에서 정하고 있으면 그 계획에 적합하게 하여야 하나, 계획에서 정하고 있지 않은 사항에 관하여는 다른 법령에 의하여 제한되지 않는 한 자유롭게 할 수 있으며 이는 비산먼지 발생사업의 경우에도 마찬가지이다.</w:t>
-      </w:r>
-      <w:r>
-        <w:rPr>
-          <w:rFonts w:ascii="맑은 고딕" w:hAnsi="맑은 고딕" w:eastAsia="맑은 고딕" w:cs="맑은 고딕"/>
-          <w:color w:val="000000"/>
-        </w:rPr>
-        <w:br/>
-      </w:r>
-      <w:r>
-        <w:rPr>
-          <w:rFonts w:ascii="맑은 고딕" w:hAnsi="맑은 고딕" w:eastAsia="맑은 고딕" w:cs="맑은 고딕"/>
-          <w:color w:val="000000"/>
-        </w:rPr>
-        <w:br/>
-      </w:r>
-      <w:r>
-        <w:rPr>
-          <w:rFonts w:ascii="맑은 고딕" w:hAnsi="맑은 고딕" w:eastAsia="맑은 고딕" w:cs="맑은 고딕"/>
-          <w:color w:val="000000"/>
-        </w:rPr>
-        <w:t>⑦ 따라서 요건을 모두 갖춘 비산먼지 발생사업 신고를 지구단위계획 저촉을 이유로 거부하려면 그 계획이 신고 대상 사업을 제한하거나 금지하고 있어야 하고, 계획 수립 당시 비산먼지 발생사업을 예상하지 못하였다는 등의 사정만으로 신고를 거부할 수는 없다.</w:t>
-      </w:r>
-      <w:r>
-        <w:rPr>
-          <w:rFonts w:ascii="맑은 고딕" w:hAnsi="맑은 고딕" w:eastAsia="맑은 고딕" w:cs="맑은 고딕"/>
-          <w:color w:val="000000"/>
-        </w:rPr>
-        <w:br/>
-      </w:r>
-      <w:r>
-        <w:rPr>
-          <w:rFonts w:ascii="맑은 고딕" w:hAnsi="맑은 고딕" w:eastAsia="맑은 고딕" w:cs="맑은 고딕"/>
-          <w:color w:val="000000"/>
-        </w:rPr>
-        <w:br/>
-      </w:r>
-      <w:r>
-        <w:rPr>
-          <w:rFonts w:ascii="맑은 고딕" w:hAnsi="맑은 고딕" w:eastAsia="맑은 고딕" w:cs="맑은 고딕"/>
           <w:b/>
           <w:color w:val="000000"/>
           <w:u w:val="single"/>
         </w:rPr>
-        <w:t>⑧ 개발계획 변경신청 시 제출된 사업계획서는 계획 수립의 참고자료가 되는 것에 불과하므로, 그 내용이 계획의 내용으로 되어 있지 않은 이상 이를 들어 야외도장 등의 작업이 계획에 저촉된다고 할 수 없다.</w:t>
-      </w:r>
-      <w:r>
-        <w:rPr>
-          <w:rFonts w:ascii="맑은 고딕" w:hAnsi="맑은 고딕" w:eastAsia="맑은 고딕" w:cs="맑은 고딕"/>
-          <w:color w:val="000000"/>
-        </w:rPr>
-        <w:br/>
-      </w:r>
-      <w:r>
-        <w:rPr>
-          <w:rFonts w:ascii="맑은 고딕" w:hAnsi="맑은 고딕" w:eastAsia="맑은 고딕" w:cs="맑은 고딕"/>
-          <w:color w:val="000000"/>
-        </w:rPr>
-        <w:br/>
-      </w:r>
-      <w:r>
-        <w:rPr>
-          <w:rFonts w:ascii="맑은 고딕" w:hAnsi="맑은 고딕" w:eastAsia="맑은 고딕" w:cs="맑은 고딕"/>
-          <w:b/>
-          <w:color w:val="000000"/>
-          <w:u w:val="single"/>
-        </w:rPr>
         <w:t>⑨ 그럼에도 원심은 이 사건 계획이 위 행위를 제한하거나 금지하고 있는지를 심리하지 아니한 채 거부처분이 적법하다고 판단하였으니, 원심판결에는 법리를 오해하여 심리를 다하지 아니한 위법이 있다.</w:t>
       </w:r>
-    </w:p>
-    <w:p>
-      <w:pPr>
-        <w:autoSpaceDN w:val="0"/>
-        <w:autoSpaceDE w:val="0"/>
-      </w:pPr>
     </w:p>
     <w:p>
       <w:pPr>
